--- a/Acceso_Datos/Tema_5/RTDB-MSB.docx
+++ b/Acceso_Datos/Tema_5/RTDB-MSB.docx
@@ -179,7 +179,7 @@
                 <v:stroke joinstyle="miter"/>
                 <v:path gradientshapeok="t" o:connecttype="rect"/>
               </v:shapetype>
-              <v:shape id="Text Box 3" o:spid="_x0000_s1026" type="#_x0000_t202" style="position:absolute;left:0;text-align:left;margin-left:-38.55pt;margin-top:311.65pt;width:243pt;height:180pt;z-index:251660288;visibility:visible;mso-wrap-style:square;mso-width-percent:0;mso-height-percent:0;mso-wrap-distance-left:9pt;mso-wrap-distance-top:0;mso-wrap-distance-right:9pt;mso-wrap-distance-bottom:0;mso-position-horizontal:absolute;mso-position-horizontal-relative:text;mso-position-vertical:absolute;mso-position-vertical-relative:text;mso-width-percent:0;mso-height-percent:0;mso-width-relative:margin;mso-height-relative:margin;v-text-anchor:top" o:gfxdata="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" filled="f" stroked="f" strokeweight=".5pt">
+              <v:shape id="Text Box 3" o:spid="_x0000_s1026" type="#_x0000_t202" style="position:absolute;left:0;text-align:left;margin-left:-38.55pt;margin-top:311.65pt;width:243pt;height:180pt;z-index:251660288;visibility:visible;mso-wrap-style:square;mso-width-percent:0;mso-height-percent:0;mso-wrap-distance-left:9pt;mso-wrap-distance-top:0;mso-wrap-distance-right:9pt;mso-wrap-distance-bottom:0;mso-position-horizontal:absolute;mso-position-horizontal-relative:text;mso-position-vertical:absolute;mso-position-vertical-relative:text;mso-width-percent:0;mso-height-percent:0;mso-width-relative:margin;mso-height-relative:margin;v-text-anchor:top" o:gfxdata="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" filled="f" stroked="f" strokeweight=".5pt">
                 <v:textbox>
                   <w:txbxContent>
                     <w:p>
@@ -324,7 +324,7 @@
                   <v:h position="#0,topLeft" xrange="0,21600"/>
                 </v:handles>
               </v:shapetype>
-              <v:shape id="Isosceles Triangle 5" o:spid="_x0000_s1026" type="#_x0000_t5" style="position:absolute;margin-left:-94.05pt;margin-top:674.65pt;width:115.9pt;height:99.9pt;z-index:-251653120;visibility:visible;mso-wrap-style:square;mso-width-percent:0;mso-height-percent:0;mso-wrap-distance-left:9pt;mso-wrap-distance-top:0;mso-wrap-distance-right:9pt;mso-wrap-distance-bottom:0;mso-position-horizontal:absolute;mso-position-horizontal-relative:text;mso-position-vertical:absolute;mso-position-vertical-relative:text;mso-width-percent:0;mso-height-percent:0;mso-width-relative:margin;mso-height-relative:margin;v-text-anchor:middle" o:gfxdata="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" adj="0" fillcolor="#00c" stroked="f" strokeweight="1pt"/>
+              <v:shape id="Isosceles Triangle 5" o:spid="_x0000_s1026" type="#_x0000_t5" style="position:absolute;margin-left:-94.05pt;margin-top:674.65pt;width:115.9pt;height:99.9pt;z-index:-251653120;visibility:visible;mso-wrap-style:square;mso-width-percent:0;mso-height-percent:0;mso-wrap-distance-left:9pt;mso-wrap-distance-top:0;mso-wrap-distance-right:9pt;mso-wrap-distance-bottom:0;mso-position-horizontal:absolute;mso-position-horizontal-relative:text;mso-position-vertical:absolute;mso-position-vertical-relative:text;mso-width-percent:0;mso-height-percent:0;mso-width-relative:margin;mso-height-relative:margin;v-text-anchor:middle" o:gfxdata="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" adj="0" fillcolor="#00c" stroked="f" strokeweight="1pt"/>
             </w:pict>
           </mc:Fallback>
         </mc:AlternateContent>
@@ -426,7 +426,7 @@
                   <v:h position="#0,topLeft" xrange="0,21600"/>
                 </v:handles>
               </v:shapetype>
-              <v:shape id="Parallelogram 4" o:spid="_x0000_s1026" type="#_x0000_t7" style="position:absolute;margin-left:-38.8pt;margin-top:611.35pt;width:286.35pt;height:7.5pt;z-index:251662336;visibility:visible;mso-wrap-style:square;mso-width-percent:0;mso-height-percent:0;mso-wrap-distance-left:9pt;mso-wrap-distance-top:0;mso-wrap-distance-right:9pt;mso-wrap-distance-bottom:0;mso-position-horizontal:absolute;mso-position-horizontal-relative:text;mso-position-vertical:absolute;mso-position-vertical-relative:text;mso-width-percent:0;mso-height-percent:0;mso-width-relative:margin;mso-height-relative:margin;v-text-anchor:middle" o:gfxdata="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" adj="141" fillcolor="#0b1023" stroked="f" strokeweight="1pt"/>
+              <v:shape id="Parallelogram 4" o:spid="_x0000_s1026" type="#_x0000_t7" style="position:absolute;margin-left:-38.8pt;margin-top:611.35pt;width:286.35pt;height:7.5pt;z-index:251662336;visibility:visible;mso-wrap-style:square;mso-width-percent:0;mso-height-percent:0;mso-wrap-distance-left:9pt;mso-wrap-distance-top:0;mso-wrap-distance-right:9pt;mso-wrap-distance-bottom:0;mso-position-horizontal:absolute;mso-position-horizontal-relative:text;mso-position-vertical:absolute;mso-position-vertical-relative:text;mso-width-percent:0;mso-height-percent:0;mso-width-relative:margin;mso-height-relative:margin;v-text-anchor:middle" o:gfxdata="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" adj="141" fillcolor="#0b1023" stroked="f" strokeweight="1pt"/>
             </w:pict>
           </mc:Fallback>
         </mc:AlternateContent>
@@ -573,7 +573,7 @@
           </mc:Choice>
           <mc:Fallback>
             <w:pict>
-              <v:shape w14:anchorId="60FEB9E6" id="_x0000_s1027" type="#_x0000_t202" style="position:absolute;left:0;text-align:left;margin-left:-39.1pt;margin-top:494.95pt;width:299.15pt;height:98.05pt;z-index:251661312;visibility:visible;mso-wrap-style:square;mso-width-percent:0;mso-height-percent:0;mso-wrap-distance-left:9pt;mso-wrap-distance-top:0;mso-wrap-distance-right:9pt;mso-wrap-distance-bottom:0;mso-position-horizontal:absolute;mso-position-horizontal-relative:text;mso-position-vertical:absolute;mso-position-vertical-relative:text;mso-width-percent:0;mso-height-percent:0;mso-width-relative:margin;mso-height-relative:margin;v-text-anchor:top" o:gfxdata="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" filled="f" stroked="f" strokeweight=".5pt">
+              <v:shape w14:anchorId="60FEB9E6" id="_x0000_s1027" type="#_x0000_t202" style="position:absolute;left:0;text-align:left;margin-left:-39.1pt;margin-top:494.95pt;width:299.15pt;height:98.05pt;z-index:251661312;visibility:visible;mso-wrap-style:square;mso-width-percent:0;mso-height-percent:0;mso-wrap-distance-left:9pt;mso-wrap-distance-top:0;mso-wrap-distance-right:9pt;mso-wrap-distance-bottom:0;mso-position-horizontal:absolute;mso-position-horizontal-relative:text;mso-position-vertical:absolute;mso-position-vertical-relative:text;mso-width-percent:0;mso-height-percent:0;mso-width-relative:margin;mso-height-relative:margin;v-text-anchor:top" o:gfxdata="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" filled="f" stroked="f" strokeweight=".5pt">
                 <v:textbox>
                   <w:txbxContent>
                     <w:p>
@@ -998,6 +998,9 @@
     </w:p>
     <w:p>
       <w:r>
+        <w:rPr>
+          <w:noProof/>
+        </w:rPr>
         <w:drawing>
           <wp:inline distT="0" distB="0" distL="0" distR="0" wp14:anchorId="7B41D439" wp14:editId="7D348CFE">
             <wp:extent cx="5400040" cy="4156710"/>
@@ -1071,6 +1074,9 @@
     </w:p>
     <w:p>
       <w:r>
+        <w:rPr>
+          <w:noProof/>
+        </w:rPr>
         <w:drawing>
           <wp:inline distT="0" distB="0" distL="0" distR="0" wp14:anchorId="2BEE3109" wp14:editId="10A26ACC">
             <wp:extent cx="5400040" cy="3062605"/>
@@ -1202,7 +1208,7 @@
           <w:noProof/>
         </w:rPr>
         <w:drawing>
-          <wp:inline distT="0" distB="0" distL="0" distR="0">
+          <wp:inline distT="0" distB="0" distL="0" distR="0" wp14:anchorId="6643C8EC" wp14:editId="517FF7C6">
             <wp:extent cx="4198981" cy="2584800"/>
             <wp:effectExtent l="0" t="0" r="5080" b="6350"/>
             <wp:docPr id="1614379761" name="Imagen 2" descr="Diagrama&#10;&#10;El contenido generado por IA puede ser incorrecto."/>
@@ -1269,7 +1275,7 @@
           <w:noProof/>
         </w:rPr>
         <w:drawing>
-          <wp:inline distT="0" distB="0" distL="0" distR="0">
+          <wp:inline distT="0" distB="0" distL="0" distR="0" wp14:anchorId="3551524E" wp14:editId="0BCF38FB">
             <wp:extent cx="4070835" cy="3801600"/>
             <wp:effectExtent l="0" t="0" r="0" b="0"/>
             <wp:docPr id="473012393" name="Imagen 1" descr="Diagrama&#10;&#10;El contenido generado por IA puede ser incorrecto."/>
@@ -1984,6 +1990,7 @@
       <w:r>
         <w:rPr>
           <w:rFonts w:ascii="JetBrains Mono" w:hAnsi="JetBrains Mono" w:cs="JetBrains Mono"/>
+          <w:noProof/>
         </w:rPr>
         <w:drawing>
           <wp:inline distT="0" distB="0" distL="0" distR="0" wp14:anchorId="300113C3" wp14:editId="10F1857F">
@@ -3122,7 +3129,7 @@
                     <v:h position="#0,topLeft" xrange="0,21600"/>
                   </v:handles>
                 </v:shapetype>
-                <v:shape id="Isosceles Triangle 5" o:spid="_x0000_s1026" type="#_x0000_t5" style="position:absolute;margin-left:0;margin-top:-6.1pt;width:84.95pt;height:70.5pt;flip:x;z-index:-251657216;visibility:visible;mso-wrap-style:square;mso-width-percent:0;mso-height-percent:0;mso-wrap-distance-left:9pt;mso-wrap-distance-top:0;mso-wrap-distance-right:9pt;mso-wrap-distance-bottom:0;mso-position-horizontal:absolute;mso-position-horizontal-relative:right-margin-area;mso-position-vertical:absolute;mso-position-vertical-relative:text;mso-width-percent:0;mso-height-percent:0;mso-width-relative:margin;mso-height-relative:margin;v-text-anchor:middle" o:gfxdata="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" adj="0" fillcolor="#00c" stroked="f" strokeweight="1pt">
+                <v:shape id="Isosceles Triangle 5" o:spid="_x0000_s1026" type="#_x0000_t5" style="position:absolute;margin-left:0;margin-top:-6.1pt;width:84.95pt;height:70.5pt;flip:x;z-index:-251657216;visibility:visible;mso-wrap-style:square;mso-width-percent:0;mso-height-percent:0;mso-wrap-distance-left:9pt;mso-wrap-distance-top:0;mso-wrap-distance-right:9pt;mso-wrap-distance-bottom:0;mso-position-horizontal:absolute;mso-position-horizontal-relative:right-margin-area;mso-position-vertical:absolute;mso-position-vertical-relative:text;mso-width-percent:0;mso-height-percent:0;mso-width-relative:margin;mso-height-relative:margin;v-text-anchor:middle" o:gfxdata="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" adj="0" fillcolor="#00c" stroked="f" strokeweight="1pt">
                   <w10:wrap anchorx="margin"/>
                 </v:shape>
               </w:pict>
